--- a/docs/教学/实习/汇报课-二年级下-数独游戏/i/数独游戏 学习单.docx
+++ b/docs/教学/实习/汇报课-二年级下-数独游戏/i/数独游戏 学习单.docx
@@ -14,18 +14,18 @@
           <w:noProof/>
         </w:rPr>
         <w:drawing>
-          <wp:anchor distT="0" distB="0" distL="114300" distR="114300" simplePos="0" relativeHeight="251660288" behindDoc="0" locked="0" layoutInCell="1" allowOverlap="1" wp14:anchorId="2D21F614" wp14:editId="040ED1EF">
+          <wp:anchor distT="0" distB="0" distL="114300" distR="114300" simplePos="0" relativeHeight="251660288" behindDoc="0" locked="0" layoutInCell="1" allowOverlap="1" wp14:anchorId="4B0CBEBF" wp14:editId="7663C097">
             <wp:simplePos x="0" y="0"/>
-            <wp:positionH relativeFrom="page">
-              <wp:posOffset>-1758</wp:posOffset>
+            <wp:positionH relativeFrom="margin">
+              <wp:align>center</wp:align>
             </wp:positionH>
             <wp:positionV relativeFrom="paragraph">
-              <wp:posOffset>4905375</wp:posOffset>
+              <wp:posOffset>4914900</wp:posOffset>
             </wp:positionV>
-            <wp:extent cx="7543800" cy="5317406"/>
+            <wp:extent cx="7526802" cy="5305425"/>
             <wp:effectExtent l="0" t="0" r="0" b="0"/>
             <wp:wrapNone/>
-            <wp:docPr id="8" name="图片 8"/>
+            <wp:docPr id="4" name="图片 4"/>
             <wp:cNvGraphicFramePr>
               <a:graphicFrameLocks xmlns:a="http://schemas.openxmlformats.org/drawingml/2006/main" noChangeAspect="1"/>
             </wp:cNvGraphicFramePr>
@@ -33,7 +33,7 @@
               <a:graphicData uri="http://schemas.openxmlformats.org/drawingml/2006/picture">
                 <pic:pic xmlns:pic="http://schemas.openxmlformats.org/drawingml/2006/picture">
                   <pic:nvPicPr>
-                    <pic:cNvPr id="0" name="Picture 3"/>
+                    <pic:cNvPr id="0" name="Picture 1"/>
                     <pic:cNvPicPr>
                       <a:picLocks noChangeAspect="1" noChangeArrowheads="1"/>
                     </pic:cNvPicPr>
@@ -54,7 +54,7 @@
                   <pic:spPr bwMode="auto">
                     <a:xfrm>
                       <a:off x="0" y="0"/>
-                      <a:ext cx="7543800" cy="5317406"/>
+                      <a:ext cx="7526802" cy="5305425"/>
                     </a:xfrm>
                     <a:prstGeom prst="rect">
                       <a:avLst/>
@@ -82,18 +82,18 @@
           <w:noProof/>
         </w:rPr>
         <w:drawing>
-          <wp:anchor distT="0" distB="0" distL="114300" distR="114300" simplePos="0" relativeHeight="251658240" behindDoc="0" locked="0" layoutInCell="1" allowOverlap="1" wp14:anchorId="37A28380" wp14:editId="23B8CFF6">
+          <wp:anchor distT="0" distB="0" distL="114300" distR="114300" simplePos="0" relativeHeight="251658240" behindDoc="0" locked="0" layoutInCell="1" allowOverlap="1" wp14:anchorId="747010EB" wp14:editId="3BF30DC3">
             <wp:simplePos x="0" y="0"/>
             <wp:positionH relativeFrom="page">
-              <wp:align>left</wp:align>
+              <wp:align>right</wp:align>
             </wp:positionH>
             <wp:positionV relativeFrom="paragraph">
-              <wp:posOffset>-457200</wp:posOffset>
+              <wp:posOffset>-457201</wp:posOffset>
             </wp:positionV>
-            <wp:extent cx="7543800" cy="5317406"/>
+            <wp:extent cx="7526802" cy="5305425"/>
             <wp:effectExtent l="0" t="0" r="0" b="0"/>
             <wp:wrapNone/>
-            <wp:docPr id="7" name="图片 7"/>
+            <wp:docPr id="3" name="图片 3"/>
             <wp:cNvGraphicFramePr>
               <a:graphicFrameLocks xmlns:a="http://schemas.openxmlformats.org/drawingml/2006/main" noChangeAspect="1"/>
             </wp:cNvGraphicFramePr>
@@ -101,13 +101,13 @@
               <a:graphicData uri="http://schemas.openxmlformats.org/drawingml/2006/picture">
                 <pic:pic xmlns:pic="http://schemas.openxmlformats.org/drawingml/2006/picture">
                   <pic:nvPicPr>
-                    <pic:cNvPr id="0" name="Picture 3"/>
+                    <pic:cNvPr id="0" name="Picture 1"/>
                     <pic:cNvPicPr>
                       <a:picLocks noChangeAspect="1" noChangeArrowheads="1"/>
                     </pic:cNvPicPr>
                   </pic:nvPicPr>
                   <pic:blipFill>
-                    <a:blip r:embed="rId6" cstate="print">
+                    <a:blip r:embed="rId5" cstate="print">
                       <a:extLst>
                         <a:ext uri="{28A0092B-C50C-407E-A947-70E740481C1C}">
                           <a14:useLocalDpi xmlns:a14="http://schemas.microsoft.com/office/drawing/2010/main" val="0"/>
@@ -122,7 +122,7 @@
                   <pic:spPr bwMode="auto">
                     <a:xfrm>
                       <a:off x="0" y="0"/>
-                      <a:ext cx="7555077" cy="5325355"/>
+                      <a:ext cx="7526802" cy="5305425"/>
                     </a:xfrm>
                     <a:prstGeom prst="rect">
                       <a:avLst/>
